--- a/d5_dart_new_features.docx
+++ b/d5_dart_new_features.docx
@@ -663,6 +663,7 @@
           <w:ilvl w:val="0"/>
           <w:numId w:val="1"/>
         </w:numPr>
+        <w:ind w:left="360"/>
         <w:jc w:val="both"/>
         <w:rPr>
           <w:b/>
@@ -731,6 +732,7 @@
           <w:ilvl w:val="0"/>
           <w:numId w:val="1"/>
         </w:numPr>
+        <w:ind w:left="360"/>
         <w:jc w:val="both"/>
         <w:rPr>
           <w:b/>
@@ -819,6 +821,7 @@
           <w:ilvl w:val="0"/>
           <w:numId w:val="1"/>
         </w:numPr>
+        <w:ind w:left="360"/>
         <w:jc w:val="both"/>
         <w:rPr>
           <w:b/>
@@ -929,6 +932,7 @@
           <w:ilvl w:val="0"/>
           <w:numId w:val="1"/>
         </w:numPr>
+        <w:ind w:left="360"/>
         <w:jc w:val="both"/>
         <w:rPr>
           <w:b/>
@@ -1007,6 +1011,7 @@
           <w:ilvl w:val="0"/>
           <w:numId w:val="1"/>
         </w:numPr>
+        <w:ind w:left="360"/>
         <w:jc w:val="both"/>
         <w:rPr>
           <w:b/>
@@ -1077,6 +1082,7 @@
           <w:ilvl w:val="0"/>
           <w:numId w:val="1"/>
         </w:numPr>
+        <w:ind w:left="360"/>
         <w:jc w:val="both"/>
         <w:rPr>
           <w:b/>
@@ -1179,10 +1185,19 @@
       </w:pPr>
       <w:r>
         <w:rPr>
-          <w:sz w:val="36"/>
-          <w:szCs w:val="36"/>
-        </w:rPr>
-        <w:t xml:space="preserve">Note: </w:t>
+          <w:b/>
+          <w:bCs/>
+          <w:sz w:val="36"/>
+          <w:szCs w:val="36"/>
+        </w:rPr>
+        <w:t>Note:</w:t>
+      </w:r>
+      <w:r>
+        <w:rPr>
+          <w:sz w:val="36"/>
+          <w:szCs w:val="36"/>
+        </w:rPr>
+        <w:t xml:space="preserve"> </w:t>
       </w:r>
       <w:r>
         <w:rPr>
@@ -6223,6 +6238,7 @@
   <w:style w:type="character" w:default="1" w:styleId="DefaultParagraphFont">
     <w:name w:val="Default Paragraph Font"/>
     <w:uiPriority w:val="1"/>
+    <w:semiHidden/>
     <w:unhideWhenUsed/>
   </w:style>
   <w:style w:type="table" w:default="1" w:styleId="TableNormal">
